--- a/input/E032 Francis Pedraza/E032 Francis Pedraza - Script for Rana.docx
+++ b/input/E032 Francis Pedraza/E032 Francis Pedraza - Script for Rana.docx
@@ -689,7 +689,6 @@
       <w:pPr>
         <w:spacing w:after="280" w:lineRule="auto"/>
         <w:rPr>
-          <w:strike w:val="1"/>
           <w:color w:val="a3a3a3"/>
           <w:sz w:val="24"/>
           <w:szCs w:val="24"/>
@@ -1446,7 +1445,6 @@
       <w:pPr>
         <w:spacing w:after="280" w:lineRule="auto"/>
         <w:rPr>
-          <w:strike w:val="1"/>
           <w:sz w:val="24"/>
           <w:szCs w:val="24"/>
         </w:rPr>
@@ -1591,7 +1589,6 @@
       <w:pPr>
         <w:spacing w:after="280" w:lineRule="auto"/>
         <w:rPr>
-          <w:strike w:val="1"/>
           <w:sz w:val="24"/>
           <w:szCs w:val="24"/>
         </w:rPr>
@@ -2012,7 +2009,6 @@
       <w:pPr>
         <w:spacing w:after="280" w:lineRule="auto"/>
         <w:rPr>
-          <w:strike w:val="1"/>
           <w:color w:val="a3a3a3"/>
           <w:sz w:val="24"/>
           <w:szCs w:val="24"/>
@@ -2160,7 +2156,6 @@
       <w:pPr>
         <w:spacing w:after="280" w:lineRule="auto"/>
         <w:rPr>
-          <w:strike w:val="1"/>
           <w:color w:val="a3a3a3"/>
           <w:sz w:val="24"/>
           <w:szCs w:val="24"/>
@@ -2251,7 +2246,6 @@
       <w:pPr>
         <w:spacing w:after="280" w:lineRule="auto"/>
         <w:rPr>
-          <w:strike w:val="1"/>
           <w:color w:val="a3a3a3"/>
           <w:sz w:val="24"/>
           <w:szCs w:val="24"/>
@@ -2547,7 +2541,6 @@
       <w:pPr>
         <w:spacing w:after="280" w:lineRule="auto"/>
         <w:rPr>
-          <w:strike w:val="1"/>
           <w:color w:val="a3a3a3"/>
           <w:sz w:val="24"/>
           <w:szCs w:val="24"/>

--- a/input/E032 Francis Pedraza/E032 Francis Pedraza - Script for Rana.docx
+++ b/input/E032 Francis Pedraza/E032 Francis Pedraza - Script for Rana.docx
@@ -240,7 +240,6 @@
         </w:rPr>
         <w:t xml:space="preserve"> </w:t>
       </w:r>
-      <w:commentRangeStart w:id="0"/>
       <w:r>
         <w:rPr>
           <w:b w:val="1"/>
@@ -252,10 +251,7 @@
         </w:rPr>
         <w:t xml:space="preserve">Ford created the assembly line ... and now Francis Pedraza is digitizing it.</w:t>
       </w:r>
-      <w:commentRangeEnd w:id="0"/>
-      <w:r>
-        <w:commentReference w:id="0"/>
-      </w:r>
+      <w:r/>
       <w:r>
         <w:rPr>
           <w:b w:val="1"/>
@@ -886,10 +882,6 @@
         </w:rPr>
         <w:t xml:space="preserve"> so, um, by the way, you know, </w:t>
       </w:r>
-      <w:commentRangeStart w:id="1"/>
-      <w:commentRangeStart w:id="2"/>
-      <w:commentRangeStart w:id="3"/>
-      <w:commentRangeStart w:id="4"/>
       <w:r>
         <w:rPr>
           <w:sz w:val="24"/>
@@ -906,22 +898,10 @@
         </w:rPr>
         <w:t xml:space="preserve"> services businesses can be incredibly valuable. Accenture is a good example. They're huge. these enterprise services companies have turned their job into implementing enterprise software. And so as an enterprise services company, they'll integrate enterprise software and they'll, they'll tell their clients, Hey, we're Accenture. We will help you use the latest SaaS tools and, and help you implement them inside of your company, But the reality is that Accenture is not a tech company and, and Silicon Valley has just not built services companies for the last 25 years. So income's invisible. </w:t>
       </w:r>
-      <w:commentRangeEnd w:id="1"/>
-      <w:r>
-        <w:commentReference w:id="1"/>
-      </w:r>
-      <w:commentRangeEnd w:id="2"/>
-      <w:r>
-        <w:commentReference w:id="2"/>
-      </w:r>
-      <w:commentRangeEnd w:id="3"/>
-      <w:r>
-        <w:commentReference w:id="3"/>
-      </w:r>
-      <w:commentRangeEnd w:id="4"/>
-      <w:r>
-        <w:commentReference w:id="4"/>
-      </w:r>
+      <w:r/>
+      <w:r/>
+      <w:r/>
+      <w:r/>
       <w:r>
         <w:rPr>
           <w:rtl w:val="0"/>
@@ -1936,7 +1916,6 @@
         </w:rPr>
         <w:t xml:space="preserve"> AI training jobs are one of them. Um, but I think that the, you know, the, the, there are, this is a superstar economy. </w:t>
       </w:r>
-      <w:commentRangeStart w:id="5"/>
       <w:r>
         <w:rPr>
           <w:sz w:val="24"/>
@@ -1964,10 +1943,7 @@
         </w:rPr>
         <w:t xml:space="preserve">Um, you know, across fields. Um, and then people say, okay, if that's the case, then are we gonna live in, in mass unemployment? I don't think so. Um, here's why. If you woke up tomorrow and your sal</w:t>
       </w:r>
-      <w:commentRangeEnd w:id="5"/>
-      <w:r>
-        <w:commentReference w:id="5"/>
-      </w:r>
+      <w:r/>
       <w:r>
         <w:rPr>
           <w:sz w:val="24"/>
@@ -2980,341 +2956,6 @@
     </w:sectPr>
   </w:body>
 </w:document>
-</file>
-
-<file path=word/comments.xml><?xml version="1.0" encoding="utf-8"?>
-<w:comments xmlns:mc="http://schemas.openxmlformats.org/markup-compatibility/2006" xmlns:o="urn:schemas-microsoft-com:office:office" xmlns:r="http://schemas.openxmlformats.org/officeDocument/2006/relationships" xmlns:m="http://schemas.openxmlformats.org/officeDocument/2006/math" xmlns:v="urn:schemas-microsoft-com:vml" xmlns:wp="http://schemas.openxmlformats.org/drawingml/2006/wordprocessingDrawing" xmlns:w10="urn:schemas-microsoft-com:office:word" xmlns:w="http://schemas.openxmlformats.org/wordprocessingml/2006/main" xmlns:wne="http://schemas.microsoft.com/office/word/2006/wordml" xmlns:sl="http://schemas.openxmlformats.org/schemaLibrary/2006/main" xmlns:a="http://schemas.openxmlformats.org/drawingml/2006/main" xmlns:pic="http://schemas.openxmlformats.org/drawingml/2006/picture" xmlns:c="http://schemas.openxmlformats.org/drawingml/2006/chart" xmlns:lc="http://schemas.openxmlformats.org/drawingml/2006/lockedCanvas" xmlns:dgm="http://schemas.openxmlformats.org/drawingml/2006/diagram" xmlns:wps="http://schemas.microsoft.com/office/word/2010/wordprocessingShape" xmlns:wpg="http://schemas.microsoft.com/office/word/2010/wordprocessingGroup" xmlns:w14="http://schemas.microsoft.com/office/word/2010/wordml" xmlns:w15="http://schemas.microsoft.com/office/word/2012/wordml" xmlns:w16="http://schemas.microsoft.com/office/word/2018/wordml" xmlns:w16cex="http://schemas.microsoft.com/office/word/2018/wordml/cex" xmlns:w16cid="http://schemas.microsoft.com/office/word/2016/wordml/cid" xmlns="http://schemas.microsoft.com/office/tasks/2019/documenttasks" xmlns:cr="http://schemas.microsoft.com/office/comments/2020/reactions">
-  <w:comment w:author="Eric Drobny" w:id="5" w:date="2025-05-06T15:19:38Z">
-    <w:p>
-      <w:pPr>
-        <w:keepNext w:val="0"/>
-        <w:keepLines w:val="0"/>
-        <w:pageBreakBefore w:val="0"/>
-        <w:widowControl w:val="0"/>
-        <w:pBdr>
-          <w:top w:space="0" w:sz="0" w:val="nil"/>
-          <w:left w:space="0" w:sz="0" w:val="nil"/>
-          <w:bottom w:space="0" w:sz="0" w:val="nil"/>
-          <w:right w:space="0" w:sz="0" w:val="nil"/>
-          <w:between w:space="0" w:sz="0" w:val="nil"/>
-        </w:pBdr>
-        <w:shd w:fill="auto" w:val="clear"/>
-        <w:spacing w:after="0" w:before="0" w:line="240" w:lineRule="auto"/>
-        <w:ind w:left="0" w:right="0" w:firstLine="0"/>
-        <w:jc w:val="left"/>
-        <w:rPr>
-          <w:rFonts w:ascii="Arial" w:cs="Arial" w:eastAsia="Arial" w:hAnsi="Arial"/>
-          <w:b w:val="0"/>
-          <w:bCs w:val="0"/>
-          <w:i w:val="0"/>
-          <w:iCs w:val="0"/>
-          <w:smallCaps w:val="0"/>
-          <w:strike w:val="0"/>
-          <w:color w:val="000000"/>
-          <w:sz w:val="22"/>
-          <w:szCs w:val="22"/>
-          <w:u w:val="none"/>
-          <w:shd w:fill="auto" w:val="clear"/>
-          <w:vertAlign w:val="baseline"/>
-        </w:rPr>
-      </w:pPr>
-      <w:r>
-        <w:rPr>
-          <w:rFonts w:ascii="Arial" w:cs="Arial" w:eastAsia="Arial" w:hAnsi="Arial"/>
-          <w:b w:val="0"/>
-          <w:bCs w:val="0"/>
-          <w:i w:val="0"/>
-          <w:iCs w:val="0"/>
-          <w:smallCaps w:val="0"/>
-          <w:strike w:val="0"/>
-          <w:color w:val="000000"/>
-          <w:sz w:val="22"/>
-          <w:szCs w:val="22"/>
-          <w:u w:val="none"/>
-          <w:shd w:fill="auto" w:val="clear"/>
-          <w:vertAlign w:val="baseline"/>
-          <w:rtl w:val="0"/>
-        </w:rPr>
-        <w:t xml:space="preserve">@dneilan@waitwhat.com @colin@waitwhat.com good one to encircle for the newsletter.</w:t>
-      </w:r>
-    </w:p>
-  </w:comment>
-  <w:comment w:author="Eric Drobny" w:id="1" w:date="2025-05-06T15:15:19Z">
-    <w:p>
-      <w:pPr>
-        <w:keepNext w:val="0"/>
-        <w:keepLines w:val="0"/>
-        <w:pageBreakBefore w:val="0"/>
-        <w:widowControl w:val="0"/>
-        <w:pBdr>
-          <w:top w:space="0" w:sz="0" w:val="nil"/>
-          <w:left w:space="0" w:sz="0" w:val="nil"/>
-          <w:bottom w:space="0" w:sz="0" w:val="nil"/>
-          <w:right w:space="0" w:sz="0" w:val="nil"/>
-          <w:between w:space="0" w:sz="0" w:val="nil"/>
-        </w:pBdr>
-        <w:shd w:fill="auto" w:val="clear"/>
-        <w:spacing w:after="0" w:before="0" w:line="240" w:lineRule="auto"/>
-        <w:ind w:left="0" w:right="0" w:firstLine="0"/>
-        <w:jc w:val="left"/>
-        <w:rPr>
-          <w:rFonts w:ascii="Arial" w:cs="Arial" w:eastAsia="Arial" w:hAnsi="Arial"/>
-          <w:b w:val="0"/>
-          <w:bCs w:val="0"/>
-          <w:i w:val="0"/>
-          <w:iCs w:val="0"/>
-          <w:smallCaps w:val="0"/>
-          <w:strike w:val="0"/>
-          <w:color w:val="000000"/>
-          <w:sz w:val="22"/>
-          <w:szCs w:val="22"/>
-          <w:u w:val="none"/>
-          <w:shd w:fill="auto" w:val="clear"/>
-          <w:vertAlign w:val="baseline"/>
-        </w:rPr>
-      </w:pPr>
-      <w:r>
-        <w:rPr>
-          <w:rFonts w:ascii="Arial" w:cs="Arial" w:eastAsia="Arial" w:hAnsi="Arial"/>
-          <w:b w:val="0"/>
-          <w:bCs w:val="0"/>
-          <w:i w:val="0"/>
-          <w:iCs w:val="0"/>
-          <w:smallCaps w:val="0"/>
-          <w:strike w:val="0"/>
-          <w:color w:val="000000"/>
-          <w:sz w:val="22"/>
-          <w:szCs w:val="22"/>
-          <w:u w:val="none"/>
-          <w:shd w:fill="auto" w:val="clear"/>
-          <w:vertAlign w:val="baseline"/>
-          <w:rtl w:val="0"/>
-        </w:rPr>
-        <w:t xml:space="preserve">Did he just call Accenture a shitty company?</w:t>
-      </w:r>
-    </w:p>
-  </w:comment>
-  <w:comment w:author="Rachel Ishikawa" w:id="2" w:date="2025-05-06T15:45:35Z">
-    <w:p>
-      <w:pPr>
-        <w:keepNext w:val="0"/>
-        <w:keepLines w:val="0"/>
-        <w:pageBreakBefore w:val="0"/>
-        <w:widowControl w:val="0"/>
-        <w:pBdr>
-          <w:top w:space="0" w:sz="0" w:val="nil"/>
-          <w:left w:space="0" w:sz="0" w:val="nil"/>
-          <w:bottom w:space="0" w:sz="0" w:val="nil"/>
-          <w:right w:space="0" w:sz="0" w:val="nil"/>
-          <w:between w:space="0" w:sz="0" w:val="nil"/>
-        </w:pBdr>
-        <w:shd w:fill="auto" w:val="clear"/>
-        <w:spacing w:after="0" w:before="0" w:line="240" w:lineRule="auto"/>
-        <w:ind w:left="0" w:right="0" w:firstLine="0"/>
-        <w:jc w:val="left"/>
-        <w:rPr>
-          <w:rFonts w:ascii="Arial" w:cs="Arial" w:eastAsia="Arial" w:hAnsi="Arial"/>
-          <w:b w:val="0"/>
-          <w:bCs w:val="0"/>
-          <w:i w:val="0"/>
-          <w:iCs w:val="0"/>
-          <w:smallCaps w:val="0"/>
-          <w:strike w:val="0"/>
-          <w:color w:val="000000"/>
-          <w:sz w:val="22"/>
-          <w:szCs w:val="22"/>
-          <w:u w:val="none"/>
-          <w:shd w:fill="auto" w:val="clear"/>
-          <w:vertAlign w:val="baseline"/>
-        </w:rPr>
-      </w:pPr>
-      <w:r>
-        <w:rPr>
-          <w:rFonts w:ascii="Arial" w:cs="Arial" w:eastAsia="Arial" w:hAnsi="Arial"/>
-          <w:b w:val="0"/>
-          <w:bCs w:val="0"/>
-          <w:i w:val="0"/>
-          <w:iCs w:val="0"/>
-          <w:smallCaps w:val="0"/>
-          <w:strike w:val="0"/>
-          <w:color w:val="000000"/>
-          <w:sz w:val="22"/>
-          <w:szCs w:val="22"/>
-          <w:u w:val="none"/>
-          <w:shd w:fill="auto" w:val="clear"/>
-          <w:vertAlign w:val="baseline"/>
-          <w:rtl w:val="0"/>
-        </w:rPr>
-        <w:t xml:space="preserve">I don't think he's saying that they're shitty but rather that class of company does the messy/shitty work for Saas. He's talking about how a lot of SaaS companies don't solve for the "last mile problem" intentionally. So other businesses have stepped in to solve it. That's been my interpretation.</w:t>
-      </w:r>
-    </w:p>
-  </w:comment>
-  <w:comment w:author="Eric Drobny" w:id="3" w:date="2025-05-06T16:00:32Z">
-    <w:p>
-      <w:pPr>
-        <w:keepNext w:val="0"/>
-        <w:keepLines w:val="0"/>
-        <w:pageBreakBefore w:val="0"/>
-        <w:widowControl w:val="0"/>
-        <w:pBdr>
-          <w:top w:space="0" w:sz="0" w:val="nil"/>
-          <w:left w:space="0" w:sz="0" w:val="nil"/>
-          <w:bottom w:space="0" w:sz="0" w:val="nil"/>
-          <w:right w:space="0" w:sz="0" w:val="nil"/>
-          <w:between w:space="0" w:sz="0" w:val="nil"/>
-        </w:pBdr>
-        <w:shd w:fill="auto" w:val="clear"/>
-        <w:spacing w:after="0" w:before="0" w:line="240" w:lineRule="auto"/>
-        <w:ind w:left="0" w:right="0" w:firstLine="0"/>
-        <w:jc w:val="left"/>
-        <w:rPr>
-          <w:rFonts w:ascii="Arial" w:cs="Arial" w:eastAsia="Arial" w:hAnsi="Arial"/>
-          <w:b w:val="0"/>
-          <w:bCs w:val="0"/>
-          <w:i w:val="0"/>
-          <w:iCs w:val="0"/>
-          <w:smallCaps w:val="0"/>
-          <w:strike w:val="0"/>
-          <w:color w:val="000000"/>
-          <w:sz w:val="22"/>
-          <w:szCs w:val="22"/>
-          <w:u w:val="none"/>
-          <w:shd w:fill="auto" w:val="clear"/>
-          <w:vertAlign w:val="baseline"/>
-        </w:rPr>
-      </w:pPr>
-      <w:r>
-        <w:rPr>
-          <w:rFonts w:ascii="Arial" w:cs="Arial" w:eastAsia="Arial" w:hAnsi="Arial"/>
-          <w:b w:val="0"/>
-          <w:bCs w:val="0"/>
-          <w:i w:val="0"/>
-          <w:iCs w:val="0"/>
-          <w:smallCaps w:val="0"/>
-          <w:strike w:val="0"/>
-          <w:color w:val="000000"/>
-          <w:sz w:val="22"/>
-          <w:szCs w:val="22"/>
-          <w:u w:val="none"/>
-          <w:shd w:fill="auto" w:val="clear"/>
-          <w:vertAlign w:val="baseline"/>
-          <w:rtl w:val="0"/>
-        </w:rPr>
-        <w:t xml:space="preserve">I'm glad I asked. Sometimes reading the un-edited transcript and not listening can get you tripped up!</w:t>
-      </w:r>
-    </w:p>
-  </w:comment>
-  <w:comment w:author="Rachel Ishikawa" w:id="4" w:date="2025-05-06T16:10:43Z">
-    <w:p>
-      <w:pPr>
-        <w:keepNext w:val="0"/>
-        <w:keepLines w:val="0"/>
-        <w:pageBreakBefore w:val="0"/>
-        <w:widowControl w:val="0"/>
-        <w:pBdr>
-          <w:top w:space="0" w:sz="0" w:val="nil"/>
-          <w:left w:space="0" w:sz="0" w:val="nil"/>
-          <w:bottom w:space="0" w:sz="0" w:val="nil"/>
-          <w:right w:space="0" w:sz="0" w:val="nil"/>
-          <w:between w:space="0" w:sz="0" w:val="nil"/>
-        </w:pBdr>
-        <w:shd w:fill="auto" w:val="clear"/>
-        <w:spacing w:after="0" w:before="0" w:line="240" w:lineRule="auto"/>
-        <w:ind w:left="0" w:right="0" w:firstLine="0"/>
-        <w:jc w:val="left"/>
-        <w:rPr>
-          <w:rFonts w:ascii="Arial" w:cs="Arial" w:eastAsia="Arial" w:hAnsi="Arial"/>
-          <w:b w:val="0"/>
-          <w:bCs w:val="0"/>
-          <w:i w:val="0"/>
-          <w:iCs w:val="0"/>
-          <w:smallCaps w:val="0"/>
-          <w:strike w:val="0"/>
-          <w:color w:val="000000"/>
-          <w:sz w:val="22"/>
-          <w:szCs w:val="22"/>
-          <w:u w:val="none"/>
-          <w:shd w:fill="auto" w:val="clear"/>
-          <w:vertAlign w:val="baseline"/>
-        </w:rPr>
-      </w:pPr>
-      <w:r>
-        <w:rPr>
-          <w:rFonts w:ascii="Arial" w:cs="Arial" w:eastAsia="Arial" w:hAnsi="Arial"/>
-          <w:b w:val="0"/>
-          <w:bCs w:val="0"/>
-          <w:i w:val="0"/>
-          <w:iCs w:val="0"/>
-          <w:smallCaps w:val="0"/>
-          <w:strike w:val="0"/>
-          <w:color w:val="000000"/>
-          <w:sz w:val="22"/>
-          <w:szCs w:val="22"/>
-          <w:u w:val="none"/>
-          <w:shd w:fill="auto" w:val="clear"/>
-          <w:vertAlign w:val="baseline"/>
-          <w:rtl w:val="0"/>
-        </w:rPr>
-        <w:t xml:space="preserve">totally!</w:t>
-      </w:r>
-    </w:p>
-  </w:comment>
-  <w:comment w:author="Eric Drobny" w:id="0" w:date="2025-05-06T15:11:55Z">
-    <w:p>
-      <w:pPr>
-        <w:keepNext w:val="0"/>
-        <w:keepLines w:val="0"/>
-        <w:pageBreakBefore w:val="0"/>
-        <w:widowControl w:val="0"/>
-        <w:pBdr>
-          <w:top w:space="0" w:sz="0" w:val="nil"/>
-          <w:left w:space="0" w:sz="0" w:val="nil"/>
-          <w:bottom w:space="0" w:sz="0" w:val="nil"/>
-          <w:right w:space="0" w:sz="0" w:val="nil"/>
-          <w:between w:space="0" w:sz="0" w:val="nil"/>
-        </w:pBdr>
-        <w:shd w:fill="auto" w:val="clear"/>
-        <w:spacing w:after="0" w:before="0" w:line="240" w:lineRule="auto"/>
-        <w:ind w:left="0" w:right="0" w:firstLine="0"/>
-        <w:jc w:val="left"/>
-        <w:rPr>
-          <w:rFonts w:ascii="Arial" w:cs="Arial" w:eastAsia="Arial" w:hAnsi="Arial"/>
-          <w:b w:val="0"/>
-          <w:bCs w:val="0"/>
-          <w:i w:val="0"/>
-          <w:iCs w:val="0"/>
-          <w:smallCaps w:val="0"/>
-          <w:strike w:val="0"/>
-          <w:color w:val="000000"/>
-          <w:sz w:val="22"/>
-          <w:szCs w:val="22"/>
-          <w:u w:val="none"/>
-          <w:shd w:fill="auto" w:val="clear"/>
-          <w:vertAlign w:val="baseline"/>
-        </w:rPr>
-      </w:pPr>
-      <w:r>
-        <w:rPr>
-          <w:rFonts w:ascii="Arial" w:cs="Arial" w:eastAsia="Arial" w:hAnsi="Arial"/>
-          <w:b w:val="0"/>
-          <w:bCs w:val="0"/>
-          <w:i w:val="0"/>
-          <w:iCs w:val="0"/>
-          <w:smallCaps w:val="0"/>
-          <w:strike w:val="0"/>
-          <w:color w:val="000000"/>
-          <w:sz w:val="22"/>
-          <w:szCs w:val="22"/>
-          <w:u w:val="none"/>
-          <w:shd w:fill="auto" w:val="clear"/>
-          <w:vertAlign w:val="baseline"/>
-          <w:rtl w:val="0"/>
-        </w:rPr>
-        <w:t xml:space="preserve">@colin@waitwhat.com @dneilan@waitwhat.com I'm thinking 'How to digitize the Henry Ford assembly line with Francis Pedraza' might actually work for the title. Thoughts?</w:t>
-      </w:r>
-    </w:p>
-  </w:comment>
-</w:comments>
 </file>
 
 <file path=word/footer1.xml><?xml version="1.0" encoding="utf-8"?>

--- a/input/E032 Francis Pedraza/E032 Francis Pedraza - Script for Rana.docx
+++ b/input/E032 Francis Pedraza/E032 Francis Pedraza - Script for Rana.docx
@@ -2,38 +2,6 @@
 <file path=word/document.xml><?xml version="1.0" encoding="utf-8"?>
 <w:document xmlns:mc="http://schemas.openxmlformats.org/markup-compatibility/2006" xmlns:o="urn:schemas-microsoft-com:office:office" xmlns:r="http://schemas.openxmlformats.org/officeDocument/2006/relationships" xmlns:m="http://schemas.openxmlformats.org/officeDocument/2006/math" xmlns:v="urn:schemas-microsoft-com:vml" xmlns:wp="http://schemas.openxmlformats.org/drawingml/2006/wordprocessingDrawing" xmlns:w10="urn:schemas-microsoft-com:office:word" xmlns:w="http://schemas.openxmlformats.org/wordprocessingml/2006/main" xmlns:wne="http://schemas.microsoft.com/office/word/2006/wordml" xmlns:sl="http://schemas.openxmlformats.org/schemaLibrary/2006/main" xmlns:a="http://schemas.openxmlformats.org/drawingml/2006/main" xmlns:pic="http://schemas.openxmlformats.org/drawingml/2006/picture" xmlns:c="http://schemas.openxmlformats.org/drawingml/2006/chart" xmlns:lc="http://schemas.openxmlformats.org/drawingml/2006/lockedCanvas" xmlns:dgm="http://schemas.openxmlformats.org/drawingml/2006/diagram" xmlns:wps="http://schemas.microsoft.com/office/word/2010/wordprocessingShape" xmlns:wpg="http://schemas.microsoft.com/office/word/2010/wordprocessingGroup" xmlns:w14="http://schemas.microsoft.com/office/word/2010/wordml" xmlns:w15="http://schemas.microsoft.com/office/word/2012/wordml" xmlns:w16="http://schemas.microsoft.com/office/word/2018/wordml" xmlns:w16cex="http://schemas.microsoft.com/office/word/2018/wordml/cex" xmlns:w16cid="http://schemas.microsoft.com/office/word/2016/wordml/cid" xmlns="http://schemas.microsoft.com/office/tasks/2019/documenttasks" xmlns:cr="http://schemas.microsoft.com/office/comments/2020/reactions">
   <w:body>
-    <w:p>
-      <w:pPr>
-        <w:jc w:val="center"/>
-        <w:rPr>
-          <w:b w:val="1"/>
-          <w:bCs w:val="1"/>
-          <w:sz w:val="24"/>
-          <w:szCs w:val="24"/>
-        </w:rPr>
-      </w:pPr>
-      <w:r>
-        <w:rPr>
-          <w:b w:val="1"/>
-          <w:bCs w:val="1"/>
-          <w:sz w:val="24"/>
-          <w:szCs w:val="24"/>
-          <w:rtl w:val="0"/>
-        </w:rPr>
-        <w:t xml:space="preserve">E032 Francis Pedraza - Script for Rana</w:t>
-      </w:r>
-    </w:p>
-    <w:p>
-      <w:pPr>
-        <w:spacing w:after="280" w:lineRule="auto"/>
-        <w:rPr/>
-      </w:pPr>
-      <w:r>
-        <w:rPr>
-          <w:rtl w:val="0"/>
-        </w:rPr>
-      </w:r>
-    </w:p>
     <w:p>
       <w:pPr>
         <w:spacing w:after="280" w:lineRule="auto"/>
